--- a/lessons/8-6-group1/homework.docx
+++ b/lessons/8-6-group1/homework.docx
@@ -115,7 +115,7 @@
           <wp:inline distT="0" distB="0" distL="0" distR="0">
             <wp:extent cx="1047750" cy="790575"/>
             <wp:effectExtent t="0" r="0" b="0" l="0"/>
-            <wp:docPr id="1" name="" descr="" title=""/>
+            <wp:docPr id="1" name="Solve" descr="Picture illustrating the vocabulary word &quot;Solve&quot;" title="Solve"/>
             <wp:cNvGraphicFramePr>
               <a:graphicFrameLocks xmlns:a="http://schemas.openxmlformats.org/drawingml/2006/main" noChangeAspect="1"/>
             </wp:cNvGraphicFramePr>
@@ -161,10 +161,10 @@
           <w:b/>
           <w:bCs/>
         </w:rPr>
-        <w:t xml:space="preserve">Solve and Graph Inequalities (Resolver y representar desigualdades)</w:t>
-      </w:r>
-      <w:r>
-        <w:t xml:space="preserve"> — Isolate the variable, then show the complete solution set on a number line.</w:t>
+        <w:t xml:space="preserve">Solve (Resolver)</w:t>
+      </w:r>
+      <w:r>
+        <w:t xml:space="preserve"> — To find the number that makes it true.</w:t>
       </w:r>
     </w:p>
     <w:p>
@@ -178,7 +178,7 @@
           <wp:inline distT="0" distB="0" distL="0" distR="0">
             <wp:extent cx="1047750" cy="790575"/>
             <wp:effectExtent t="0" r="0" b="0" l="0"/>
-            <wp:docPr id="1" name="" descr="" title=""/>
+            <wp:docPr id="1" name="Graph" descr="Picture illustrating the vocabulary word &quot;Graph&quot;" title="Graph"/>
             <wp:cNvGraphicFramePr>
               <a:graphicFrameLocks xmlns:a="http://schemas.openxmlformats.org/drawingml/2006/main" noChangeAspect="1"/>
             </wp:cNvGraphicFramePr>
@@ -224,10 +224,10 @@
           <w:b/>
           <w:bCs/>
         </w:rPr>
-        <w:t xml:space="preserve">Solve (Resolver)</w:t>
-      </w:r>
-      <w:r>
-        <w:t xml:space="preserve"> — To find the number that makes it true.</w:t>
+        <w:t xml:space="preserve">Graph (Graficar)</w:t>
+      </w:r>
+      <w:r>
+        <w:t xml:space="preserve"> — To show answers on a number line with circles and shading.</w:t>
       </w:r>
     </w:p>
     <w:p>
@@ -241,7 +241,70 @@
           <wp:inline distT="0" distB="0" distL="0" distR="0">
             <wp:extent cx="1047750" cy="790575"/>
             <wp:effectExtent t="0" r="0" b="0" l="0"/>
-            <wp:docPr id="1" name="" descr="" title=""/>
+            <wp:docPr id="1" name="Solution" descr="Picture illustrating the vocabulary word &quot;Solution&quot;" title="Solution"/>
+            <wp:cNvGraphicFramePr>
+              <a:graphicFrameLocks xmlns:a="http://schemas.openxmlformats.org/drawingml/2006/main" noChangeAspect="1"/>
+            </wp:cNvGraphicFramePr>
+            <a:graphic xmlns:a="http://schemas.openxmlformats.org/drawingml/2006/main">
+              <a:graphicData uri="http://schemas.openxmlformats.org/drawingml/2006/picture">
+                <pic:pic xmlns:pic="http://schemas.openxmlformats.org/drawingml/2006/picture">
+                  <pic:nvPicPr>
+                    <pic:cNvPr id="0" name="" descr=""/>
+                    <pic:cNvPicPr>
+                      <a:picLocks noChangeAspect="1" noChangeArrowheads="1"/>
+                    </pic:cNvPicPr>
+                  </pic:nvPicPr>
+                  <pic:blipFill>
+                    <a:blip r:embed="rId7" cstate="none"/>
+                    <a:srcRect/>
+                    <a:stretch>
+                      <a:fillRect/>
+                    </a:stretch>
+                  </pic:blipFill>
+                  <pic:spPr bwMode="auto">
+                    <a:xfrm>
+                      <a:off x="0" y="0"/>
+                      <a:ext cx="1047750" cy="790575"/>
+                    </a:xfrm>
+                    <a:prstGeom prst="rect">
+                      <a:avLst/>
+                    </a:prstGeom>
+                  </pic:spPr>
+                </pic:pic>
+              </a:graphicData>
+            </a:graphic>
+          </wp:inline>
+        </w:drawing>
+      </w:r>
+    </w:p>
+    <w:p>
+      <w:pPr>
+        <w:keepNext/>
+        <w:spacing w:after="120"/>
+      </w:pPr>
+      <w:r>
+        <w:rPr>
+          <w:b/>
+          <w:bCs/>
+        </w:rPr>
+        <w:t xml:space="preserve">Solution (Solución)</w:t>
+      </w:r>
+      <w:r>
+        <w:t xml:space="preserve"> — A number that makes the equation or inequality true.</w:t>
+      </w:r>
+    </w:p>
+    <w:p>
+      <w:pPr>
+        <w:keepNext/>
+        <w:spacing w:after="20" w:before="80"/>
+        <w:jc w:val="center"/>
+      </w:pPr>
+      <w:r>
+        <w:drawing>
+          <wp:inline distT="0" distB="0" distL="0" distR="0">
+            <wp:extent cx="1047750" cy="790575"/>
+            <wp:effectExtent t="0" r="0" b="0" l="0"/>
+            <wp:docPr id="1" name="Substitute" descr="Picture illustrating the vocabulary word &quot;Substitute&quot;" title="Substitute"/>
             <wp:cNvGraphicFramePr>
               <a:graphicFrameLocks xmlns:a="http://schemas.openxmlformats.org/drawingml/2006/main" noChangeAspect="1"/>
             </wp:cNvGraphicFramePr>
@@ -287,10 +350,10 @@
           <w:b/>
           <w:bCs/>
         </w:rPr>
-        <w:t xml:space="preserve">Graph (Graficar)</w:t>
-      </w:r>
-      <w:r>
-        <w:t xml:space="preserve"> — To show answers on a number line with circles and shading.</w:t>
+        <w:t xml:space="preserve">Substitute (Sustituir)</w:t>
+      </w:r>
+      <w:r>
+        <w:t xml:space="preserve"> — To put a number in place of a letter.</w:t>
       </w:r>
     </w:p>
     <w:p>
@@ -304,70 +367,7 @@
           <wp:inline distT="0" distB="0" distL="0" distR="0">
             <wp:extent cx="1047750" cy="790575"/>
             <wp:effectExtent t="0" r="0" b="0" l="0"/>
-            <wp:docPr id="1" name="" descr="" title=""/>
-            <wp:cNvGraphicFramePr>
-              <a:graphicFrameLocks xmlns:a="http://schemas.openxmlformats.org/drawingml/2006/main" noChangeAspect="1"/>
-            </wp:cNvGraphicFramePr>
-            <a:graphic xmlns:a="http://schemas.openxmlformats.org/drawingml/2006/main">
-              <a:graphicData uri="http://schemas.openxmlformats.org/drawingml/2006/picture">
-                <pic:pic xmlns:pic="http://schemas.openxmlformats.org/drawingml/2006/picture">
-                  <pic:nvPicPr>
-                    <pic:cNvPr id="0" name="" descr=""/>
-                    <pic:cNvPicPr>
-                      <a:picLocks noChangeAspect="1" noChangeArrowheads="1"/>
-                    </pic:cNvPicPr>
-                  </pic:nvPicPr>
-                  <pic:blipFill>
-                    <a:blip r:embed="rId8" cstate="none"/>
-                    <a:srcRect/>
-                    <a:stretch>
-                      <a:fillRect/>
-                    </a:stretch>
-                  </pic:blipFill>
-                  <pic:spPr bwMode="auto">
-                    <a:xfrm>
-                      <a:off x="0" y="0"/>
-                      <a:ext cx="1047750" cy="790575"/>
-                    </a:xfrm>
-                    <a:prstGeom prst="rect">
-                      <a:avLst/>
-                    </a:prstGeom>
-                  </pic:spPr>
-                </pic:pic>
-              </a:graphicData>
-            </a:graphic>
-          </wp:inline>
-        </w:drawing>
-      </w:r>
-    </w:p>
-    <w:p>
-      <w:pPr>
-        <w:keepNext/>
-        <w:spacing w:after="120"/>
-      </w:pPr>
-      <w:r>
-        <w:rPr>
-          <w:b/>
-          <w:bCs/>
-        </w:rPr>
-        <w:t xml:space="preserve">Solution (Solución)</w:t>
-      </w:r>
-      <w:r>
-        <w:t xml:space="preserve"> — A number that makes the equation or inequality true.</w:t>
-      </w:r>
-    </w:p>
-    <w:p>
-      <w:pPr>
-        <w:keepNext/>
-        <w:spacing w:after="20" w:before="80"/>
-        <w:jc w:val="center"/>
-      </w:pPr>
-      <w:r>
-        <w:drawing>
-          <wp:inline distT="0" distB="0" distL="0" distR="0">
-            <wp:extent cx="1047750" cy="790575"/>
-            <wp:effectExtent t="0" r="0" b="0" l="0"/>
-            <wp:docPr id="1" name="" descr="" title=""/>
+            <wp:docPr id="1" name="Solution set" descr="Picture illustrating the vocabulary word &quot;Solution set&quot;" title="Solution set"/>
             <wp:cNvGraphicFramePr>
               <a:graphicFrameLocks xmlns:a="http://schemas.openxmlformats.org/drawingml/2006/main" noChangeAspect="1"/>
             </wp:cNvGraphicFramePr>
@@ -413,10 +413,10 @@
           <w:b/>
           <w:bCs/>
         </w:rPr>
-        <w:t xml:space="preserve">Substitute (Sustituir)</w:t>
-      </w:r>
-      <w:r>
-        <w:t xml:space="preserve"> — To put a number in place of a letter.</w:t>
+        <w:t xml:space="preserve">Solution set (Conjunto solución)</w:t>
+      </w:r>
+      <w:r>
+        <w:t xml:space="preserve"> — All the numbers that make the inequality true.</w:t>
       </w:r>
     </w:p>
     <w:p>
@@ -430,7 +430,7 @@
           <wp:inline distT="0" distB="0" distL="0" distR="0">
             <wp:extent cx="1047750" cy="790575"/>
             <wp:effectExtent t="0" r="0" b="0" l="0"/>
-            <wp:docPr id="1" name="" descr="" title=""/>
+            <wp:docPr id="1" name="Inverse operation" descr="Picture illustrating the vocabulary word &quot;Inverse operation&quot;" title="Inverse operation"/>
             <wp:cNvGraphicFramePr>
               <a:graphicFrameLocks xmlns:a="http://schemas.openxmlformats.org/drawingml/2006/main" noChangeAspect="1"/>
             </wp:cNvGraphicFramePr>
@@ -444,7 +444,7 @@
                     </pic:cNvPicPr>
                   </pic:nvPicPr>
                   <pic:blipFill>
-                    <a:blip r:embed="rId11" cstate="none"/>
+                    <a:blip r:embed="rId7" cstate="none"/>
                     <a:srcRect/>
                     <a:stretch>
                       <a:fillRect/>
@@ -476,69 +476,6 @@
           <w:b/>
           <w:bCs/>
         </w:rPr>
-        <w:t xml:space="preserve">Solution set (Conjunto solución)</w:t>
-      </w:r>
-      <w:r>
-        <w:t xml:space="preserve"> — All the numbers that make the inequality true.</w:t>
-      </w:r>
-    </w:p>
-    <w:p>
-      <w:pPr>
-        <w:keepNext/>
-        <w:spacing w:after="20" w:before="80"/>
-        <w:jc w:val="center"/>
-      </w:pPr>
-      <w:r>
-        <w:drawing>
-          <wp:inline distT="0" distB="0" distL="0" distR="0">
-            <wp:extent cx="1047750" cy="790575"/>
-            <wp:effectExtent t="0" r="0" b="0" l="0"/>
-            <wp:docPr id="1" name="" descr="" title=""/>
-            <wp:cNvGraphicFramePr>
-              <a:graphicFrameLocks xmlns:a="http://schemas.openxmlformats.org/drawingml/2006/main" noChangeAspect="1"/>
-            </wp:cNvGraphicFramePr>
-            <a:graphic xmlns:a="http://schemas.openxmlformats.org/drawingml/2006/main">
-              <a:graphicData uri="http://schemas.openxmlformats.org/drawingml/2006/picture">
-                <pic:pic xmlns:pic="http://schemas.openxmlformats.org/drawingml/2006/picture">
-                  <pic:nvPicPr>
-                    <pic:cNvPr id="0" name="" descr=""/>
-                    <pic:cNvPicPr>
-                      <a:picLocks noChangeAspect="1" noChangeArrowheads="1"/>
-                    </pic:cNvPicPr>
-                  </pic:nvPicPr>
-                  <pic:blipFill>
-                    <a:blip r:embed="rId8" cstate="none"/>
-                    <a:srcRect/>
-                    <a:stretch>
-                      <a:fillRect/>
-                    </a:stretch>
-                  </pic:blipFill>
-                  <pic:spPr bwMode="auto">
-                    <a:xfrm>
-                      <a:off x="0" y="0"/>
-                      <a:ext cx="1047750" cy="790575"/>
-                    </a:xfrm>
-                    <a:prstGeom prst="rect">
-                      <a:avLst/>
-                    </a:prstGeom>
-                  </pic:spPr>
-                </pic:pic>
-              </a:graphicData>
-            </a:graphic>
-          </wp:inline>
-        </w:drawing>
-      </w:r>
-    </w:p>
-    <w:p>
-      <w:pPr>
-        <w:keepNext/>
-        <w:spacing w:after="120"/>
-      </w:pPr>
-      <w:r>
-        <w:rPr>
-          <w:b/>
-          <w:bCs/>
-        </w:rPr>
         <w:t xml:space="preserve">Inverse operation (Operación inversa)</w:t>
       </w:r>
       <w:r>
@@ -595,23 +532,23 @@
         <w:spacing w:after="40" w:before="0"/>
       </w:pPr>
       <w:r>
-        <w:t xml:space="preserve">     B. x &gt; 20</w:t>
-      </w:r>
-    </w:p>
-    <w:p>
-      <w:pPr>
-        <w:spacing w:after="40" w:before="0"/>
-      </w:pPr>
-      <w:r>
-        <w:t xml:space="preserve">     C. x &lt; 8</w:t>
-      </w:r>
-    </w:p>
-    <w:p>
-      <w:pPr>
-        <w:spacing w:after="40" w:before="0"/>
-      </w:pPr>
-      <w:r>
-        <w:t xml:space="preserve">     D. x = 8</w:t>
+        <w:t xml:space="preserve">     B. x &lt; 8</w:t>
+      </w:r>
+    </w:p>
+    <w:p>
+      <w:pPr>
+        <w:spacing w:after="40" w:before="0"/>
+      </w:pPr>
+      <w:r>
+        <w:t xml:space="preserve">     C. x = 8</w:t>
+      </w:r>
+    </w:p>
+    <w:p>
+      <w:pPr>
+        <w:spacing w:after="40" w:before="0"/>
+      </w:pPr>
+      <w:r>
+        <w:t xml:space="preserve">     D. x &gt; 20</w:t>
       </w:r>
     </w:p>
     <w:p>
@@ -642,15 +579,15 @@
         <w:spacing w:after="40" w:before="0"/>
       </w:pPr>
       <w:r>
-        <w:t xml:space="preserve">     A. x ≤ 12</w:t>
-      </w:r>
-    </w:p>
-    <w:p>
-      <w:pPr>
-        <w:spacing w:after="40" w:before="0"/>
-      </w:pPr>
-      <w:r>
-        <w:t xml:space="preserve">     B. x ≤ 6</w:t>
+        <w:t xml:space="preserve">     A. x ≤ 6</w:t>
+      </w:r>
+    </w:p>
+    <w:p>
+      <w:pPr>
+        <w:spacing w:after="40" w:before="0"/>
+      </w:pPr>
+      <w:r>
+        <w:t xml:space="preserve">     B. x ≤ 12</w:t>
       </w:r>
     </w:p>
     <w:p>
@@ -689,39 +626,39 @@
           <w:b/>
           <w:bCs/>
         </w:rPr>
-        <w:t xml:space="preserve">3. Catch the Open vs. Closed Circle Mistake</w:t>
-      </w:r>
-    </w:p>
-    <w:p>
-      <w:pPr>
-        <w:spacing w:after="40" w:before="0"/>
-      </w:pPr>
-      <w:r>
-        <w:t xml:space="preserve">   Step 1 (Inequality): x − 4 ≥ 9</w:t>
-      </w:r>
-    </w:p>
-    <w:p>
-      <w:pPr>
-        <w:spacing w:after="40" w:before="0"/>
-      </w:pPr>
-      <w:r>
-        <w:t xml:space="preserve">   Step 2 (Inverse operation): Add 4 to both sides</w:t>
-      </w:r>
-    </w:p>
-    <w:p>
-      <w:pPr>
-        <w:spacing w:after="40" w:before="0"/>
-      </w:pPr>
-      <w:r>
-        <w:t xml:space="preserve">   Step 3 (Simplify): x ≥ 13</w:t>
-      </w:r>
-    </w:p>
-    <w:p>
-      <w:pPr>
-        <w:spacing w:after="40" w:before="0"/>
-      </w:pPr>
-      <w:r>
-        <w:t xml:space="preserve">   Step 4 (Graph): Open circle at 13, shade right</w:t>
+        <w:t xml:space="preserve">3. Catch the Wrong Inverse Operation</w:t>
+      </w:r>
+    </w:p>
+    <w:p>
+      <w:pPr>
+        <w:spacing w:after="40" w:before="0"/>
+      </w:pPr>
+      <w:r>
+        <w:t xml:space="preserve">   Step 1 (Inequality): x + 6 &gt; 14</w:t>
+      </w:r>
+    </w:p>
+    <w:p>
+      <w:pPr>
+        <w:spacing w:after="40" w:before="0"/>
+      </w:pPr>
+      <w:r>
+        <w:t xml:space="preserve">   Step 2 (Inverse operation): Add 6 to both sides</w:t>
+      </w:r>
+    </w:p>
+    <w:p>
+      <w:pPr>
+        <w:spacing w:after="40" w:before="0"/>
+      </w:pPr>
+      <w:r>
+        <w:t xml:space="preserve">   Step 3 (Simplify): x &gt; 20</w:t>
+      </w:r>
+    </w:p>
+    <w:p>
+      <w:pPr>
+        <w:spacing w:after="40" w:before="0"/>
+      </w:pPr>
+      <w:r>
+        <w:t xml:space="preserve">   Step 4 (Graph): Open circle at 20, shade right</w:t>
       </w:r>
     </w:p>
     <w:p>
@@ -778,39 +715,39 @@
           <w:b/>
           <w:bCs/>
         </w:rPr>
-        <w:t xml:space="preserve">4. Clue 1: Which value is a solution of x &gt; 7?</w:t>
-      </w:r>
-    </w:p>
-    <w:p>
-      <w:pPr>
-        <w:spacing w:after="40" w:before="0"/>
-      </w:pPr>
-      <w:r>
-        <w:t xml:space="preserve">     A. 9</w:t>
-      </w:r>
-    </w:p>
-    <w:p>
-      <w:pPr>
-        <w:spacing w:after="40" w:before="0"/>
-      </w:pPr>
-      <w:r>
-        <w:t xml:space="preserve">     B. 7</w:t>
-      </w:r>
-    </w:p>
-    <w:p>
-      <w:pPr>
-        <w:spacing w:after="40" w:before="0"/>
-      </w:pPr>
-      <w:r>
-        <w:t xml:space="preserve">     C. 5</w:t>
-      </w:r>
-    </w:p>
-    <w:p>
-      <w:pPr>
-        <w:spacing w:after="40" w:before="0"/>
-      </w:pPr>
-      <w:r>
-        <w:t xml:space="preserve">     D. 3</w:t>
+        <w:t xml:space="preserve">4. Is x = 5 a solution to x + 4 &gt; 12?</w:t>
+      </w:r>
+    </w:p>
+    <w:p>
+      <w:pPr>
+        <w:spacing w:after="40" w:before="0"/>
+      </w:pPr>
+      <w:r>
+        <w:t xml:space="preserve">     A. No, because 5 + 4 = 9, and 9 is not greater than 12</w:t>
+      </w:r>
+    </w:p>
+    <w:p>
+      <w:pPr>
+        <w:spacing w:after="40" w:before="0"/>
+      </w:pPr>
+      <w:r>
+        <w:t xml:space="preserve">     B. Yes, because 5 + 4 = 9</w:t>
+      </w:r>
+    </w:p>
+    <w:p>
+      <w:pPr>
+        <w:spacing w:after="40" w:before="0"/>
+      </w:pPr>
+      <w:r>
+        <w:t xml:space="preserve">     C. Yes, because 5 &gt; 4</w:t>
+      </w:r>
+    </w:p>
+    <w:p>
+      <w:pPr>
+        <w:spacing w:after="40" w:before="0"/>
+      </w:pPr>
+      <w:r>
+        <w:t xml:space="preserve">     D. No, because 5 &lt; 12</w:t>
       </w:r>
     </w:p>
     <w:p>
@@ -833,149 +770,39 @@
           <w:b/>
           <w:bCs/>
         </w:rPr>
-        <w:t xml:space="preserve">5. Clue 2: Is 5 a solution of x ≤ 5?</w:t>
-      </w:r>
-    </w:p>
-    <w:p>
-      <w:pPr>
-        <w:spacing w:after="40" w:before="0"/>
-      </w:pPr>
-      <w:r>
-        <w:t xml:space="preserve">     A. Yes, because 5 ≤ 5 is true</w:t>
-      </w:r>
-    </w:p>
-    <w:p>
-      <w:pPr>
-        <w:spacing w:after="40" w:before="0"/>
-      </w:pPr>
-      <w:r>
-        <w:t xml:space="preserve">     B. No, because 5 is not less than 5</w:t>
-      </w:r>
-    </w:p>
-    <w:p>
-      <w:pPr>
-        <w:spacing w:after="40" w:before="0"/>
-      </w:pPr>
-      <w:r>
-        <w:t xml:space="preserve">     C. No, because ≤ means only smaller numbers</w:t>
-      </w:r>
-    </w:p>
-    <w:p>
-      <w:pPr>
-        <w:spacing w:after="40" w:before="0"/>
-      </w:pPr>
-      <w:r>
-        <w:t xml:space="preserve">     D. Yes, but only because 5 is odd</w:t>
-      </w:r>
-    </w:p>
-    <w:p>
-      <w:pPr>
-        <w:spacing w:after="60" w:before="120"/>
-      </w:pPr>
-      <w:r>
-        <w:rPr>
-          <w:color w:val="BBBBBB"/>
-        </w:rPr>
-        <w:t xml:space="preserve">______________________________________________________________________</w:t>
-      </w:r>
-    </w:p>
-    <w:p>
-      <w:pPr>
-        <w:spacing w:after="80" w:before="0"/>
-      </w:pPr>
-      <w:r>
-        <w:rPr>
-          <w:b/>
-          <w:bCs/>
-        </w:rPr>
-        <w:t xml:space="preserve">6. Final gate — describe the solution set. The vault rule is x &gt; 7. What does the solution set mean?</w:t>
-      </w:r>
-    </w:p>
-    <w:p>
-      <w:pPr>
-        <w:spacing w:after="40" w:before="0"/>
-      </w:pPr>
-      <w:r>
-        <w:t xml:space="preserve">     A. All numbers greater than 7, like 8, 9, 10, … (but NOT 7 itself)</w:t>
-      </w:r>
-    </w:p>
-    <w:p>
-      <w:pPr>
-        <w:spacing w:after="40" w:before="0"/>
-      </w:pPr>
-      <w:r>
-        <w:t xml:space="preserve">     B. Only the number 7</w:t>
-      </w:r>
-    </w:p>
-    <w:p>
-      <w:pPr>
-        <w:spacing w:after="40" w:before="0"/>
-      </w:pPr>
-      <w:r>
-        <w:t xml:space="preserve">     C. All numbers less than 7</w:t>
-      </w:r>
-    </w:p>
-    <w:p>
-      <w:pPr>
-        <w:spacing w:after="40" w:before="0"/>
-      </w:pPr>
-      <w:r>
-        <w:t xml:space="preserve">     D. Every number, including 7</w:t>
-      </w:r>
-    </w:p>
-    <w:p>
-      <w:pPr>
-        <w:spacing w:after="60" w:before="120"/>
-      </w:pPr>
-      <w:r>
-        <w:rPr>
-          <w:color w:val="BBBBBB"/>
-        </w:rPr>
-        <w:t xml:space="preserve">______________________________________________________________________</w:t>
-      </w:r>
-    </w:p>
-    <w:p>
-      <w:pPr>
-        <w:spacing w:after="80" w:before="0"/>
-      </w:pPr>
-      <w:r>
-        <w:rPr>
-          <w:b/>
-          <w:bCs/>
-        </w:rPr>
-        <w:t xml:space="preserve">7. Level 2 Extension — Catch the Boundary Mistake</w:t>
-      </w:r>
-    </w:p>
-    <w:p>
-      <w:pPr>
-        <w:spacing w:after="40" w:before="0"/>
-      </w:pPr>
-      <w:r>
-        <w:t xml:space="preserve">   Step 1 (Vault rule): x &gt; 7</w:t>
-      </w:r>
-    </w:p>
-    <w:p>
-      <w:pPr>
-        <w:spacing w:after="40" w:before="0"/>
-      </w:pPr>
-      <w:r>
-        <w:t xml:space="preserve">   Step 2 (Test the boundary value): Substitute x = 7: 7 &gt; 7</w:t>
-      </w:r>
-    </w:p>
-    <w:p>
-      <w:pPr>
-        <w:spacing w:after="40" w:before="0"/>
-      </w:pPr>
-      <w:r>
-        <w:t xml:space="preserve">   Step 3 (Rookie's conclusion): 7 &gt; 7 is true, so 7 IS a solution and opens the gate.</w:t>
-      </w:r>
-    </w:p>
-    <w:p>
-      <w:pPr>
-        <w:spacing w:after="40" w:before="0"/>
-      </w:pPr>
-      <w:r>
-        <w:t xml:space="preserve">   Step 4 (Mark the solution set): The detective adds 7 to the list of solutions.</w:t>
+        <w:t xml:space="preserve">5. Catch the Open vs. Closed Circle Mistake</w:t>
+      </w:r>
+    </w:p>
+    <w:p>
+      <w:pPr>
+        <w:spacing w:after="40" w:before="0"/>
+      </w:pPr>
+      <w:r>
+        <w:t xml:space="preserve">   Step 1 (Inequality): x − 4 ≥ 9</w:t>
+      </w:r>
+    </w:p>
+    <w:p>
+      <w:pPr>
+        <w:spacing w:after="40" w:before="0"/>
+      </w:pPr>
+      <w:r>
+        <w:t xml:space="preserve">   Step 2 (Inverse operation): Add 4 to both sides</w:t>
+      </w:r>
+    </w:p>
+    <w:p>
+      <w:pPr>
+        <w:spacing w:after="40" w:before="0"/>
+      </w:pPr>
+      <w:r>
+        <w:t xml:space="preserve">   Step 3 (Simplify): x ≥ 13</w:t>
+      </w:r>
+    </w:p>
+    <w:p>
+      <w:pPr>
+        <w:spacing w:after="40" w:before="0"/>
+      </w:pPr>
+      <w:r>
+        <w:t xml:space="preserve">   Step 4 (Graph): Open circle at 13, shade right</w:t>
       </w:r>
     </w:p>
     <w:p>
@@ -1032,39 +859,188 @@
           <w:b/>
           <w:bCs/>
         </w:rPr>
-        <w:t xml:space="preserve">8. Find the Solving Error</w:t>
-      </w:r>
-    </w:p>
-    <w:p>
-      <w:pPr>
-        <w:spacing w:after="40" w:before="0"/>
-      </w:pPr>
-      <w:r>
-        <w:t xml:space="preserve">   Step 1 (Inequality): x − 8 ≥ 15</w:t>
-      </w:r>
-    </w:p>
-    <w:p>
-      <w:pPr>
-        <w:spacing w:after="40" w:before="0"/>
-      </w:pPr>
-      <w:r>
-        <w:t xml:space="preserve">   Step 2 (Inverse operation): Subtract 8 from both sides</w:t>
-      </w:r>
-    </w:p>
-    <w:p>
-      <w:pPr>
-        <w:spacing w:after="40" w:before="0"/>
-      </w:pPr>
-      <w:r>
-        <w:t xml:space="preserve">   Step 3 (Simplify): x ≥ 7</w:t>
-      </w:r>
-    </w:p>
-    <w:p>
-      <w:pPr>
-        <w:spacing w:after="40" w:before="0"/>
-      </w:pPr>
-      <w:r>
-        <w:t xml:space="preserve">   Step 4 (Graph): Closed circle at 7, shade right</w:t>
+        <w:t xml:space="preserve">6. Clue 1: Which value is a solution of x &gt; 7?</w:t>
+      </w:r>
+    </w:p>
+    <w:p>
+      <w:pPr>
+        <w:spacing w:after="40" w:before="0"/>
+      </w:pPr>
+      <w:r>
+        <w:t xml:space="preserve">     A. 3</w:t>
+      </w:r>
+    </w:p>
+    <w:p>
+      <w:pPr>
+        <w:spacing w:after="40" w:before="0"/>
+      </w:pPr>
+      <w:r>
+        <w:t xml:space="preserve">     B. 5</w:t>
+      </w:r>
+    </w:p>
+    <w:p>
+      <w:pPr>
+        <w:spacing w:after="40" w:before="0"/>
+      </w:pPr>
+      <w:r>
+        <w:t xml:space="preserve">     C. 7</w:t>
+      </w:r>
+    </w:p>
+    <w:p>
+      <w:pPr>
+        <w:spacing w:after="40" w:before="0"/>
+      </w:pPr>
+      <w:r>
+        <w:t xml:space="preserve">     D. 9</w:t>
+      </w:r>
+    </w:p>
+    <w:p>
+      <w:pPr>
+        <w:spacing w:after="60" w:before="120"/>
+      </w:pPr>
+      <w:r>
+        <w:rPr>
+          <w:color w:val="BBBBBB"/>
+        </w:rPr>
+        <w:t xml:space="preserve">______________________________________________________________________</w:t>
+      </w:r>
+    </w:p>
+    <w:p>
+      <w:pPr>
+        <w:spacing w:after="80" w:before="0"/>
+      </w:pPr>
+      <w:r>
+        <w:rPr>
+          <w:b/>
+          <w:bCs/>
+        </w:rPr>
+        <w:t xml:space="preserve">7. Clue 2: Is 5 a solution of x ≤ 5?</w:t>
+      </w:r>
+    </w:p>
+    <w:p>
+      <w:pPr>
+        <w:spacing w:after="40" w:before="0"/>
+      </w:pPr>
+      <w:r>
+        <w:t xml:space="preserve">     A. Yes, because 5 ≤ 5 is true</w:t>
+      </w:r>
+    </w:p>
+    <w:p>
+      <w:pPr>
+        <w:spacing w:after="40" w:before="0"/>
+      </w:pPr>
+      <w:r>
+        <w:t xml:space="preserve">     B. No, because 5 is not less than 5</w:t>
+      </w:r>
+    </w:p>
+    <w:p>
+      <w:pPr>
+        <w:spacing w:after="40" w:before="0"/>
+      </w:pPr>
+      <w:r>
+        <w:t xml:space="preserve">     C. No, because ≤ means only smaller numbers</w:t>
+      </w:r>
+    </w:p>
+    <w:p>
+      <w:pPr>
+        <w:spacing w:after="40" w:before="0"/>
+      </w:pPr>
+      <w:r>
+        <w:t xml:space="preserve">     D. Yes, but only because 5 is odd</w:t>
+      </w:r>
+    </w:p>
+    <w:p>
+      <w:pPr>
+        <w:spacing w:after="60" w:before="120"/>
+      </w:pPr>
+      <w:r>
+        <w:rPr>
+          <w:color w:val="BBBBBB"/>
+        </w:rPr>
+        <w:t xml:space="preserve">______________________________________________________________________</w:t>
+      </w:r>
+    </w:p>
+    <w:p>
+      <w:pPr>
+        <w:spacing w:after="80" w:before="0"/>
+      </w:pPr>
+      <w:r>
+        <w:rPr>
+          <w:b/>
+          <w:bCs/>
+        </w:rPr>
+        <w:t xml:space="preserve">8. Final gate — describe the solution set. The vault rule is x &gt; 7. What does the solution set mean?</w:t>
+      </w:r>
+    </w:p>
+    <w:p>
+      <w:pPr>
+        <w:spacing w:after="40" w:before="0"/>
+      </w:pPr>
+      <w:r>
+        <w:t xml:space="preserve">     A. All numbers greater than 7</w:t>
+      </w:r>
+    </w:p>
+    <w:p>
+      <w:pPr>
+        <w:spacing w:after="40" w:before="0"/>
+      </w:pPr>
+      <w:r>
+        <w:t xml:space="preserve">     B. Only the number 7</w:t>
+      </w:r>
+    </w:p>
+    <w:p>
+      <w:pPr>
+        <w:spacing w:after="40" w:before="0"/>
+      </w:pPr>
+      <w:r>
+        <w:t xml:space="preserve">     C. All numbers less than 7</w:t>
+      </w:r>
+    </w:p>
+    <w:p>
+      <w:pPr>
+        <w:spacing w:after="40" w:before="0"/>
+      </w:pPr>
+      <w:r>
+        <w:t xml:space="preserve">     D. Every number, including 7</w:t>
+      </w:r>
+    </w:p>
+    <w:p>
+      <w:pPr>
+        <w:spacing w:after="60" w:before="120"/>
+      </w:pPr>
+      <w:r>
+        <w:rPr>
+          <w:color w:val="BBBBBB"/>
+        </w:rPr>
+        <w:t xml:space="preserve">______________________________________________________________________</w:t>
+      </w:r>
+    </w:p>
+    <w:p>
+      <w:pPr>
+        <w:spacing w:after="80" w:before="0"/>
+      </w:pPr>
+      <w:r>
+        <w:rPr>
+          <w:b/>
+          <w:bCs/>
+        </w:rPr>
+        <w:t xml:space="preserve">9. Fix our table's thinking</w:t>
+      </w:r>
+    </w:p>
+    <w:p>
+      <w:pPr>
+        <w:spacing w:after="40" w:before="0"/>
+      </w:pPr>
+      <w:r>
+        <w:t xml:space="preserve">   Step 1 (The problem): Solve: x + 6 &gt; 14</w:t>
+      </w:r>
+    </w:p>
+    <w:p>
+      <w:pPr>
+        <w:spacing w:after="40" w:before="0"/>
+      </w:pPr>
+      <w:r>
+        <w:t xml:space="preserve">   Step 2 (A classmate at our table answered): x &lt; 8</w:t>
       </w:r>
     </w:p>
     <w:p>
@@ -1171,7 +1147,7 @@
           <w:b/>
           <w:bCs/>
         </w:rPr>
-        <w:t xml:space="preserve">2. A. x ≤ 12</w:t>
+        <w:t xml:space="preserve">2. B. x ≤ 12</w:t>
       </w:r>
     </w:p>
     <w:p>
@@ -1203,7 +1179,7 @@
           <w:b/>
           <w:bCs/>
         </w:rPr>
-        <w:t xml:space="preserve">3. Catch the Open vs. Closed Circle Mistake</w:t>
+        <w:t xml:space="preserve">3. Catch the Wrong Inverse Operation</w:t>
       </w:r>
     </w:p>
     <w:p>
@@ -1211,7 +1187,7 @@
         <w:spacing w:after="20" w:before="0"/>
       </w:pPr>
       <w:r>
-        <w:t xml:space="preserve">     The mistake is in Step 4.</w:t>
+        <w:t xml:space="preserve">     The mistake is in Step 2.</w:t>
       </w:r>
     </w:p>
     <w:p>
@@ -1219,7 +1195,7 @@
         <w:spacing w:after="20" w:before="0"/>
       </w:pPr>
       <w:r>
-        <w:t xml:space="preserve">     Correct work: The solving is correct: x ≥ 13. But the symbol ≥ means 'greater than OR equal to,' so 13 IS a solution and must be included. Use a CLOSED circle at 13 (not open), then shade right.</w:t>
+        <w:t xml:space="preserve">     Correct work: The variable side shows + 6, so the inverse is to SUBTRACT 6, not add. Subtract 6 from both sides: x &gt; 14 − 6 = 8. Graph: open circle at 8 (because &gt; does not include 8), shade right.</w:t>
       </w:r>
     </w:p>
     <w:p>
@@ -1227,19 +1203,19 @@
         <w:spacing w:after="80" w:before="0"/>
       </w:pPr>
       <w:r>
-        <w:t xml:space="preserve">     Watch for: The solving is correct — adding 4 to both sides gives x ≥ 13 — but the graph left the boundary out. The symbol ≥ means "greater than or equal to," so 13 is itself a solution and must be filled in: a closed circle at 13, shaded to the right.</w:t>
-      </w:r>
-    </w:p>
-    <w:p>
-      <w:pPr>
-        <w:spacing w:after="40" w:before="0"/>
-      </w:pPr>
-      <w:r>
-        <w:rPr>
-          <w:b/>
-          <w:bCs/>
-        </w:rPr>
-        <w:t xml:space="preserve">4. A. 9</w:t>
+        <w:t xml:space="preserve">     Watch for: The inequality shows + 6, so the inverse operation is to subtract 6, not add it. Subtracting from both sides gives x &gt; 14 − 6 = 8. The graph is an open circle at 8, because &gt; leaves the boundary out, with shading to the right.</w:t>
+      </w:r>
+    </w:p>
+    <w:p>
+      <w:pPr>
+        <w:spacing w:after="40" w:before="0"/>
+      </w:pPr>
+      <w:r>
+        <w:rPr>
+          <w:b/>
+          <w:bCs/>
+        </w:rPr>
+        <w:t xml:space="preserve">4. A. No, because 5 + 4 = 9, and 9 is not greater than 12</w:t>
       </w:r>
     </w:p>
     <w:p>
@@ -1247,7 +1223,7 @@
         <w:spacing w:after="20" w:before="0"/>
       </w:pPr>
       <w:r>
-        <w:t xml:space="preserve">     A solution makes x &gt; 7 true. Substitute each: 9 &gt; 7 is true, but 7 &gt; 7, 5 &gt; 7, and 3 &gt; 7 are all false. So 9 is the solution that opens the gate.</w:t>
+        <w:t xml:space="preserve">     Substitute: 5 + 4 = 9. Since 9 &gt; 12 is false, x = 5 is NOT a solution.</w:t>
       </w:r>
     </w:p>
     <w:p>
@@ -1271,7 +1247,7 @@
           <w:b/>
           <w:bCs/>
         </w:rPr>
-        <w:t xml:space="preserve">5. A. Yes, because 5 ≤ 5 is true</w:t>
+        <w:t xml:space="preserve">5. Catch the Open vs. Closed Circle Mistake</w:t>
       </w:r>
     </w:p>
     <w:p>
@@ -1279,7 +1255,43 @@
         <w:spacing w:after="20" w:before="0"/>
       </w:pPr>
       <w:r>
-        <w:t xml:space="preserve">     Substitute x = 5 into x ≤ 5: 5 ≤ 5 is true because ≤ means 'less than OR equal to.' The boundary value 5 IS a solution, so the gate opens.</w:t>
+        <w:t xml:space="preserve">     The mistake is in Step 4.</w:t>
+      </w:r>
+    </w:p>
+    <w:p>
+      <w:pPr>
+        <w:spacing w:after="20" w:before="0"/>
+      </w:pPr>
+      <w:r>
+        <w:t xml:space="preserve">     Correct work: The solving is correct: x ≥ 13. But the symbol ≥ means 'greater than OR equal to,' so 13 IS a solution and must be included. Use a CLOSED circle at 13 (not open), then shade right.</w:t>
+      </w:r>
+    </w:p>
+    <w:p>
+      <w:pPr>
+        <w:spacing w:after="80" w:before="0"/>
+      </w:pPr>
+      <w:r>
+        <w:t xml:space="preserve">     Watch for: The solving is correct — adding 4 to both sides gives x ≥ 13 — but the graph left the boundary out. The symbol ≥ means "greater than or equal to," so 13 is itself a solution and must be filled in: a closed circle at 13, shaded to the right.</w:t>
+      </w:r>
+    </w:p>
+    <w:p>
+      <w:pPr>
+        <w:spacing w:after="40" w:before="0"/>
+      </w:pPr>
+      <w:r>
+        <w:rPr>
+          <w:b/>
+          <w:bCs/>
+        </w:rPr>
+        <w:t xml:space="preserve">6. D. 9</w:t>
+      </w:r>
+    </w:p>
+    <w:p>
+      <w:pPr>
+        <w:spacing w:after="20" w:before="0"/>
+      </w:pPr>
+      <w:r>
+        <w:t xml:space="preserve">     A solution makes x &gt; 7 true. Substitute each: 9 &gt; 7 is true, but 7 &gt; 7, 5 &gt; 7, and 3 &gt; 7 are all false. So 9 is the solution that opens the gate.</w:t>
       </w:r>
     </w:p>
     <w:p>
@@ -1303,7 +1315,7 @@
           <w:b/>
           <w:bCs/>
         </w:rPr>
-        <w:t xml:space="preserve">6. A. All numbers greater than 7, like 8, 9, 10, … (but NOT 7 itself)</w:t>
+        <w:t xml:space="preserve">7. A. Yes, because 5 ≤ 5 is true</w:t>
       </w:r>
     </w:p>
     <w:p>
@@ -1311,7 +1323,7 @@
         <w:spacing w:after="20" w:before="0"/>
       </w:pPr>
       <w:r>
-        <w:t xml:space="preserve">     The solution set is every value that makes x &gt; 7 true. That means all numbers greater than 7, such as 8, 9, 10, and beyond. Because &gt; does not include the boundary, 7 itself is NOT in the solution set.</w:t>
+        <w:t xml:space="preserve">     Substitute x = 5 into x ≤ 5. That gives 5 ≤ 5. The symbol ≤ means ‘less than OR equal to,’ so this is true. The boundary value 5 IS a solution, so the gate opens.</w:t>
       </w:r>
     </w:p>
     <w:p>
@@ -1335,7 +1347,7 @@
           <w:b/>
           <w:bCs/>
         </w:rPr>
-        <w:t xml:space="preserve">7. Level 2 Extension — Catch the Boundary Mistake</w:t>
+        <w:t xml:space="preserve">8. A. All numbers greater than 7</w:t>
       </w:r>
     </w:p>
     <w:p>
@@ -1343,7 +1355,31 @@
         <w:spacing w:after="20" w:before="0"/>
       </w:pPr>
       <w:r>
-        <w:t xml:space="preserve">     The mistake is in Step 3.</w:t>
+        <w:t xml:space="preserve">     The solution set is every value that makes x &gt; 7 true. That means all numbers greater than 7, such as 8, 9, 10, and beyond. Because &gt; does not include the boundary, 7 itself is NOT in the solution set.</w:t>
+      </w:r>
+    </w:p>
+    <w:p>
+      <w:pPr>
+        <w:spacing w:after="80" w:before="0"/>
+      </w:pPr>
+      <w:r>
+        <w:rPr>
+          <w:i/>
+          <w:iCs/>
+        </w:rPr>
+        <w:t xml:space="preserve">     Watch for: A common mistake in Solve and Graph Inequalities is shading the number line in the wrong direction after solving. For example, a student solves x + 4 &gt; 10 correctly to get x &gt; 6, but then shades LEFT toward smaller numbers instead of RIGHT toward greater numbers. The shading direction always matches the solved symbol, not the original problem: '&gt;' and '≥' shade right (greater numbers), '&lt;' and '≤' shade left (smaller numbers) — check this AFTER you solve, not before. To catch this mistake, substitute one shaded value and one unshaded value back into the original inequality: the shaded value should make it true, and the unshaded value should make it false.</w:t>
+      </w:r>
+    </w:p>
+    <w:p>
+      <w:pPr>
+        <w:spacing w:after="40" w:before="0"/>
+      </w:pPr>
+      <w:r>
+        <w:rPr>
+          <w:b/>
+          <w:bCs/>
+        </w:rPr>
+        <w:t xml:space="preserve">9. Fix our table's thinking</w:t>
       </w:r>
     </w:p>
     <w:p>
@@ -1351,27 +1387,7 @@
         <w:spacing w:after="20" w:before="0"/>
       </w:pPr>
       <w:r>
-        <w:t xml:space="preserve">     Correct work: Substitute x = 7 into x &gt; 7: this asks if 7 is greater than 7. It is NOT — 7 equals 7, it is not greater. So 7 &gt; 7 is false, which means 7 is NOT a solution. Because the symbol is &gt; (not ≥), the boundary value 7 is left out of the solution set. The solution set is all numbers strictly greater than 7, such as 8 and up.</w:t>
-      </w:r>
-    </w:p>
-    <w:p>
-      <w:pPr>
-        <w:spacing w:after="80" w:before="0"/>
-      </w:pPr>
-      <w:r>
-        <w:t xml:space="preserve">     Watch for: Substituting x = 7 into x &gt; 7 asks whether 7 is greater than itself, and it is not — 7 equals 7. So 7 &gt; 7 is false and 7 is not a solution. With the strict symbol &gt;, the boundary is left out, and the solution set is every number above 7, starting at 8 and up.</w:t>
-      </w:r>
-    </w:p>
-    <w:p>
-      <w:pPr>
-        <w:spacing w:after="40" w:before="0"/>
-      </w:pPr>
-      <w:r>
-        <w:rPr>
-          <w:b/>
-          <w:bCs/>
-        </w:rPr>
-        <w:t xml:space="preserve">8. Find the Solving Error</w:t>
+        <w:t xml:space="preserve">     The mistake is in Step 2.</w:t>
       </w:r>
     </w:p>
     <w:p>
@@ -1379,23 +1395,7 @@
         <w:spacing w:after="20" w:before="0"/>
       </w:pPr>
       <w:r>
-        <w:t xml:space="preserve">     The mistake is in Step 2.</w:t>
-      </w:r>
-    </w:p>
-    <w:p>
-      <w:pPr>
-        <w:spacing w:after="20" w:before="0"/>
-      </w:pPr>
-      <w:r>
-        <w:t xml:space="preserve">     Correct work: The inverse of subtracting 8 is ADDING 8, not subtracting. Add 8 to both sides: x ≥ 15 + 8 = 23. Graph: closed circle at 23, shade right.</w:t>
-      </w:r>
-    </w:p>
-    <w:p>
-      <w:pPr>
-        <w:spacing w:after="80" w:before="0"/>
-      </w:pPr>
-      <w:r>
-        <w:t xml:space="preserve">     Watch for: The inequality shows − 8, and the inverse of subtracting is adding. Adding 8 to both sides gives x ≥ 15 + 8 = 23, not 7. The graph is a closed circle at 23 shaded to the right, since ≥ includes the boundary value.</w:t>
+        <w:t xml:space="preserve">     Correct work: The correct answer is x &gt; 8. Subtract 6 from both sides: x &gt; 14 − 6 = 8. Graph: open circle at 8, shade right.</w:t>
       </w:r>
     </w:p>
     <w:sectPr>
@@ -1584,7 +1584,14 @@
 <file path=word/styles.xml><?xml version="1.0" encoding="utf-8"?>
 <w:styles xmlns:mc="http://schemas.openxmlformats.org/markup-compatibility/2006" xmlns:r="http://schemas.openxmlformats.org/officeDocument/2006/relationships" xmlns:w="http://schemas.openxmlformats.org/wordprocessingml/2006/main" xmlns:w14="http://schemas.microsoft.com/office/word/2010/wordml" xmlns:w15="http://schemas.microsoft.com/office/word/2012/wordml" mc:Ignorable="w14 w15">
   <w:docDefaults>
-    <w:rPrDefault/>
+    <w:rPrDefault>
+      <w:rPr>
+        <w:rFonts w:ascii="Arial" w:cs="Arial" w:eastAsia="Arial" w:hAnsi="Arial"/>
+        <w:sz w:val="22"/>
+        <w:szCs w:val="22"/>
+        <w:lang w:val="en-US"/>
+      </w:rPr>
+    </w:rPrDefault>
     <w:pPrDefault/>
   </w:docDefaults>
   <w:style w:type="paragraph" w:styleId="Title">
@@ -1602,10 +1609,16 @@
     <w:basedOn w:val="Normal"/>
     <w:next w:val="Normal"/>
     <w:qFormat/>
+    <w:pPr>
+      <w:keepNext/>
+    </w:pPr>
     <w:rPr>
-      <w:color w:val="2E74B5"/>
-      <w:sz w:val="32"/>
-      <w:szCs w:val="32"/>
+      <w:rFonts w:ascii="Arial" w:cs="Arial" w:eastAsia="Arial" w:hAnsi="Arial"/>
+      <w:b/>
+      <w:bCs/>
+      <w:color w:val="183E56"/>
+      <w:sz w:val="34"/>
+      <w:szCs w:val="34"/>
     </w:rPr>
   </w:style>
   <w:style w:type="paragraph" w:styleId="Heading2">
@@ -1613,8 +1626,14 @@
     <w:basedOn w:val="Normal"/>
     <w:next w:val="Normal"/>
     <w:qFormat/>
+    <w:pPr>
+      <w:keepNext/>
+    </w:pPr>
     <w:rPr>
-      <w:color w:val="2E74B5"/>
+      <w:rFonts w:ascii="Arial" w:cs="Arial" w:eastAsia="Arial" w:hAnsi="Arial"/>
+      <w:b/>
+      <w:bCs/>
+      <w:color w:val="176B70"/>
       <w:sz w:val="26"/>
       <w:szCs w:val="26"/>
     </w:rPr>

--- a/lessons/8-6-group1/homework.docx
+++ b/lessons/8-6-group1/homework.docx
@@ -1088,316 +1088,6 @@
         <w:t xml:space="preserve">______________________________________________________________________</w:t>
       </w:r>
     </w:p>
-    <w:p>
-      <w:r>
-        <w:br w:type="page"/>
-      </w:r>
-    </w:p>
-    <w:p>
-      <w:pPr>
-        <w:pStyle w:val="Heading1"/>
-        <w:spacing w:after="120"/>
-      </w:pPr>
-      <w:r>
-        <w:rPr>
-          <w:b/>
-          <w:bCs/>
-        </w:rPr>
-        <w:t xml:space="preserve">Answer Key (Teacher)</w:t>
-      </w:r>
-    </w:p>
-    <w:p>
-      <w:pPr>
-        <w:spacing w:after="40" w:before="0"/>
-      </w:pPr>
-      <w:r>
-        <w:rPr>
-          <w:b/>
-          <w:bCs/>
-        </w:rPr>
-        <w:t xml:space="preserve">1. A. x &gt; 8</w:t>
-      </w:r>
-    </w:p>
-    <w:p>
-      <w:pPr>
-        <w:spacing w:after="20" w:before="0"/>
-      </w:pPr>
-      <w:r>
-        <w:t xml:space="preserve">     Subtract 6 from both sides: x &gt; 14 − 6 = 8. Graph: open circle at 8, shade right.</w:t>
-      </w:r>
-    </w:p>
-    <w:p>
-      <w:pPr>
-        <w:spacing w:after="80" w:before="0"/>
-      </w:pPr>
-      <w:r>
-        <w:rPr>
-          <w:i/>
-          <w:iCs/>
-        </w:rPr>
-        <w:t xml:space="preserve">     Watch for: A common mistake in Solve and Graph Inequalities is shading the number line in the wrong direction after solving. For example, a student solves x + 4 &gt; 10 correctly to get x &gt; 6, but then shades LEFT toward smaller numbers instead of RIGHT toward greater numbers. The shading direction always matches the solved symbol, not the original problem: '&gt;' and '≥' shade right (greater numbers), '&lt;' and '≤' shade left (smaller numbers) — check this AFTER you solve, not before. To catch this mistake, substitute one shaded value and one unshaded value back into the original inequality: the shaded value should make it true, and the unshaded value should make it false.</w:t>
-      </w:r>
-    </w:p>
-    <w:p>
-      <w:pPr>
-        <w:spacing w:after="40" w:before="0"/>
-      </w:pPr>
-      <w:r>
-        <w:rPr>
-          <w:b/>
-          <w:bCs/>
-        </w:rPr>
-        <w:t xml:space="preserve">2. B. x ≤ 12</w:t>
-      </w:r>
-    </w:p>
-    <w:p>
-      <w:pPr>
-        <w:spacing w:after="20" w:before="0"/>
-      </w:pPr>
-      <w:r>
-        <w:t xml:space="preserve">     Add 9 to both sides: x ≤ 3 + 9 = 12. Graph: closed circle at 12, shade left.</w:t>
-      </w:r>
-    </w:p>
-    <w:p>
-      <w:pPr>
-        <w:spacing w:after="80" w:before="0"/>
-      </w:pPr>
-      <w:r>
-        <w:rPr>
-          <w:i/>
-          <w:iCs/>
-        </w:rPr>
-        <w:t xml:space="preserve">     Watch for: A common mistake in Solve and Graph Inequalities is shading the number line in the wrong direction after solving. For example, a student solves x + 4 &gt; 10 correctly to get x &gt; 6, but then shades LEFT toward smaller numbers instead of RIGHT toward greater numbers. The shading direction always matches the solved symbol, not the original problem: '&gt;' and '≥' shade right (greater numbers), '&lt;' and '≤' shade left (smaller numbers) — check this AFTER you solve, not before. To catch this mistake, substitute one shaded value and one unshaded value back into the original inequality: the shaded value should make it true, and the unshaded value should make it false.</w:t>
-      </w:r>
-    </w:p>
-    <w:p>
-      <w:pPr>
-        <w:spacing w:after="40" w:before="0"/>
-      </w:pPr>
-      <w:r>
-        <w:rPr>
-          <w:b/>
-          <w:bCs/>
-        </w:rPr>
-        <w:t xml:space="preserve">3. Catch the Wrong Inverse Operation</w:t>
-      </w:r>
-    </w:p>
-    <w:p>
-      <w:pPr>
-        <w:spacing w:after="20" w:before="0"/>
-      </w:pPr>
-      <w:r>
-        <w:t xml:space="preserve">     The mistake is in Step 2.</w:t>
-      </w:r>
-    </w:p>
-    <w:p>
-      <w:pPr>
-        <w:spacing w:after="20" w:before="0"/>
-      </w:pPr>
-      <w:r>
-        <w:t xml:space="preserve">     Correct work: The variable side shows + 6, so the inverse is to SUBTRACT 6, not add. Subtract 6 from both sides: x &gt; 14 − 6 = 8. Graph: open circle at 8 (because &gt; does not include 8), shade right.</w:t>
-      </w:r>
-    </w:p>
-    <w:p>
-      <w:pPr>
-        <w:spacing w:after="80" w:before="0"/>
-      </w:pPr>
-      <w:r>
-        <w:t xml:space="preserve">     Watch for: The inequality shows + 6, so the inverse operation is to subtract 6, not add it. Subtracting from both sides gives x &gt; 14 − 6 = 8. The graph is an open circle at 8, because &gt; leaves the boundary out, with shading to the right.</w:t>
-      </w:r>
-    </w:p>
-    <w:p>
-      <w:pPr>
-        <w:spacing w:after="40" w:before="0"/>
-      </w:pPr>
-      <w:r>
-        <w:rPr>
-          <w:b/>
-          <w:bCs/>
-        </w:rPr>
-        <w:t xml:space="preserve">4. A. No, because 5 + 4 = 9, and 9 is not greater than 12</w:t>
-      </w:r>
-    </w:p>
-    <w:p>
-      <w:pPr>
-        <w:spacing w:after="20" w:before="0"/>
-      </w:pPr>
-      <w:r>
-        <w:t xml:space="preserve">     Substitute: 5 + 4 = 9. Since 9 &gt; 12 is false, x = 5 is NOT a solution.</w:t>
-      </w:r>
-    </w:p>
-    <w:p>
-      <w:pPr>
-        <w:spacing w:after="80" w:before="0"/>
-      </w:pPr>
-      <w:r>
-        <w:rPr>
-          <w:i/>
-          <w:iCs/>
-        </w:rPr>
-        <w:t xml:space="preserve">     Watch for: A common mistake in Solve and Graph Inequalities is shading the number line in the wrong direction after solving. For example, a student solves x + 4 &gt; 10 correctly to get x &gt; 6, but then shades LEFT toward smaller numbers instead of RIGHT toward greater numbers. The shading direction always matches the solved symbol, not the original problem: '&gt;' and '≥' shade right (greater numbers), '&lt;' and '≤' shade left (smaller numbers) — check this AFTER you solve, not before. To catch this mistake, substitute one shaded value and one unshaded value back into the original inequality: the shaded value should make it true, and the unshaded value should make it false.</w:t>
-      </w:r>
-    </w:p>
-    <w:p>
-      <w:pPr>
-        <w:spacing w:after="40" w:before="0"/>
-      </w:pPr>
-      <w:r>
-        <w:rPr>
-          <w:b/>
-          <w:bCs/>
-        </w:rPr>
-        <w:t xml:space="preserve">5. Catch the Open vs. Closed Circle Mistake</w:t>
-      </w:r>
-    </w:p>
-    <w:p>
-      <w:pPr>
-        <w:spacing w:after="20" w:before="0"/>
-      </w:pPr>
-      <w:r>
-        <w:t xml:space="preserve">     The mistake is in Step 4.</w:t>
-      </w:r>
-    </w:p>
-    <w:p>
-      <w:pPr>
-        <w:spacing w:after="20" w:before="0"/>
-      </w:pPr>
-      <w:r>
-        <w:t xml:space="preserve">     Correct work: The solving is correct: x ≥ 13. But the symbol ≥ means 'greater than OR equal to,' so 13 IS a solution and must be included. Use a CLOSED circle at 13 (not open), then shade right.</w:t>
-      </w:r>
-    </w:p>
-    <w:p>
-      <w:pPr>
-        <w:spacing w:after="80" w:before="0"/>
-      </w:pPr>
-      <w:r>
-        <w:t xml:space="preserve">     Watch for: The solving is correct — adding 4 to both sides gives x ≥ 13 — but the graph left the boundary out. The symbol ≥ means "greater than or equal to," so 13 is itself a solution and must be filled in: a closed circle at 13, shaded to the right.</w:t>
-      </w:r>
-    </w:p>
-    <w:p>
-      <w:pPr>
-        <w:spacing w:after="40" w:before="0"/>
-      </w:pPr>
-      <w:r>
-        <w:rPr>
-          <w:b/>
-          <w:bCs/>
-        </w:rPr>
-        <w:t xml:space="preserve">6. D. 9</w:t>
-      </w:r>
-    </w:p>
-    <w:p>
-      <w:pPr>
-        <w:spacing w:after="20" w:before="0"/>
-      </w:pPr>
-      <w:r>
-        <w:t xml:space="preserve">     A solution makes x &gt; 7 true. Substitute each: 9 &gt; 7 is true, but 7 &gt; 7, 5 &gt; 7, and 3 &gt; 7 are all false. So 9 is the solution that opens the gate.</w:t>
-      </w:r>
-    </w:p>
-    <w:p>
-      <w:pPr>
-        <w:spacing w:after="80" w:before="0"/>
-      </w:pPr>
-      <w:r>
-        <w:rPr>
-          <w:i/>
-          <w:iCs/>
-        </w:rPr>
-        <w:t xml:space="preserve">     Watch for: A common mistake in Solve and Graph Inequalities is shading the number line in the wrong direction after solving. For example, a student solves x + 4 &gt; 10 correctly to get x &gt; 6, but then shades LEFT toward smaller numbers instead of RIGHT toward greater numbers. The shading direction always matches the solved symbol, not the original problem: '&gt;' and '≥' shade right (greater numbers), '&lt;' and '≤' shade left (smaller numbers) — check this AFTER you solve, not before. To catch this mistake, substitute one shaded value and one unshaded value back into the original inequality: the shaded value should make it true, and the unshaded value should make it false.</w:t>
-      </w:r>
-    </w:p>
-    <w:p>
-      <w:pPr>
-        <w:spacing w:after="40" w:before="0"/>
-      </w:pPr>
-      <w:r>
-        <w:rPr>
-          <w:b/>
-          <w:bCs/>
-        </w:rPr>
-        <w:t xml:space="preserve">7. A. Yes, because 5 ≤ 5 is true</w:t>
-      </w:r>
-    </w:p>
-    <w:p>
-      <w:pPr>
-        <w:spacing w:after="20" w:before="0"/>
-      </w:pPr>
-      <w:r>
-        <w:t xml:space="preserve">     Substitute x = 5 into x ≤ 5. That gives 5 ≤ 5. The symbol ≤ means ‘less than OR equal to,’ so this is true. The boundary value 5 IS a solution, so the gate opens.</w:t>
-      </w:r>
-    </w:p>
-    <w:p>
-      <w:pPr>
-        <w:spacing w:after="80" w:before="0"/>
-      </w:pPr>
-      <w:r>
-        <w:rPr>
-          <w:i/>
-          <w:iCs/>
-        </w:rPr>
-        <w:t xml:space="preserve">     Watch for: A common mistake in Solve and Graph Inequalities is shading the number line in the wrong direction after solving. For example, a student solves x + 4 &gt; 10 correctly to get x &gt; 6, but then shades LEFT toward smaller numbers instead of RIGHT toward greater numbers. The shading direction always matches the solved symbol, not the original problem: '&gt;' and '≥' shade right (greater numbers), '&lt;' and '≤' shade left (smaller numbers) — check this AFTER you solve, not before. To catch this mistake, substitute one shaded value and one unshaded value back into the original inequality: the shaded value should make it true, and the unshaded value should make it false.</w:t>
-      </w:r>
-    </w:p>
-    <w:p>
-      <w:pPr>
-        <w:spacing w:after="40" w:before="0"/>
-      </w:pPr>
-      <w:r>
-        <w:rPr>
-          <w:b/>
-          <w:bCs/>
-        </w:rPr>
-        <w:t xml:space="preserve">8. A. All numbers greater than 7</w:t>
-      </w:r>
-    </w:p>
-    <w:p>
-      <w:pPr>
-        <w:spacing w:after="20" w:before="0"/>
-      </w:pPr>
-      <w:r>
-        <w:t xml:space="preserve">     The solution set is every value that makes x &gt; 7 true. That means all numbers greater than 7, such as 8, 9, 10, and beyond. Because &gt; does not include the boundary, 7 itself is NOT in the solution set.</w:t>
-      </w:r>
-    </w:p>
-    <w:p>
-      <w:pPr>
-        <w:spacing w:after="80" w:before="0"/>
-      </w:pPr>
-      <w:r>
-        <w:rPr>
-          <w:i/>
-          <w:iCs/>
-        </w:rPr>
-        <w:t xml:space="preserve">     Watch for: A common mistake in Solve and Graph Inequalities is shading the number line in the wrong direction after solving. For example, a student solves x + 4 &gt; 10 correctly to get x &gt; 6, but then shades LEFT toward smaller numbers instead of RIGHT toward greater numbers. The shading direction always matches the solved symbol, not the original problem: '&gt;' and '≥' shade right (greater numbers), '&lt;' and '≤' shade left (smaller numbers) — check this AFTER you solve, not before. To catch this mistake, substitute one shaded value and one unshaded value back into the original inequality: the shaded value should make it true, and the unshaded value should make it false.</w:t>
-      </w:r>
-    </w:p>
-    <w:p>
-      <w:pPr>
-        <w:spacing w:after="40" w:before="0"/>
-      </w:pPr>
-      <w:r>
-        <w:rPr>
-          <w:b/>
-          <w:bCs/>
-        </w:rPr>
-        <w:t xml:space="preserve">9. Fix our table's thinking</w:t>
-      </w:r>
-    </w:p>
-    <w:p>
-      <w:pPr>
-        <w:spacing w:after="20" w:before="0"/>
-      </w:pPr>
-      <w:r>
-        <w:t xml:space="preserve">     The mistake is in Step 2.</w:t>
-      </w:r>
-    </w:p>
-    <w:p>
-      <w:pPr>
-        <w:spacing w:after="20" w:before="0"/>
-      </w:pPr>
-      <w:r>
-        <w:t xml:space="preserve">     Correct work: The correct answer is x &gt; 8. Subtract 6 from both sides: x &gt; 14 − 6 = 8. Graph: open circle at 8, shade right.</w:t>
-      </w:r>
-    </w:p>
     <w:sectPr>
       <w:pgSz w:w="11906" w:h="16838" w:orient="portrait"/>
       <w:pgMar w:top="720" w:right="900" w:bottom="720" w:left="900" w:header="708" w:footer="708" w:gutter="0"/>
